--- a/public/resume/cover-letter-quant.docx
+++ b/public/resume/cover-letter-quant.docx
@@ -33,7 +33,7 @@
         </w:rPr>
         <w:t xml:space="preserve">✉ </w:t>
       </w:r>
-      <w:hyperlink w:history="1" r:id="rIddj9_rzw5dlyaafcx7l7_v">
+      <w:hyperlink w:history="1" r:id="rId_wi3c13hzfakmhnj3nmdy">
         <w:r>
           <w:rPr>
             <w:rFonts w:ascii="Calibri" w:cs="Calibri" w:eastAsia="Calibri" w:hAnsi="Calibri"/>
@@ -63,7 +63,7 @@
         </w:rPr>
         <w:t xml:space="preserve">• </w:t>
       </w:r>
-      <w:hyperlink w:history="1" r:id="rIdhe-i7owwoo59tn74ejs9c">
+      <w:hyperlink w:history="1" r:id="rIdg22g8kd_zpacsxlb0eq2c">
         <w:r>
           <w:rPr>
             <w:rFonts w:ascii="Calibri" w:cs="Calibri" w:eastAsia="Calibri" w:hAnsi="Calibri"/>
@@ -93,7 +93,7 @@
         </w:rPr>
         <w:t xml:space="preserve">⁠in </w:t>
       </w:r>
-      <w:hyperlink w:history="1" r:id="rId2qojlzr0_l1txgycuzwkw">
+      <w:hyperlink w:history="1" r:id="rIdxzoyo3g6fucpddsqzblxx">
         <w:r>
           <w:rPr>
             <w:rFonts w:ascii="Calibri" w:cs="Calibri" w:eastAsia="Calibri" w:hAnsi="Calibri"/>
@@ -123,7 +123,7 @@
         </w:rPr>
         <w:t xml:space="preserve">◔ </w:t>
       </w:r>
-      <w:hyperlink w:history="1" r:id="rIdn1uiqlfz6nlfd66esmhxu">
+      <w:hyperlink w:history="1" r:id="rId-gg8uhb3wgevo81vvwwho">
         <w:r>
           <w:rPr>
             <w:rFonts w:ascii="Calibri" w:cs="Calibri" w:eastAsia="Calibri" w:hAnsi="Calibri"/>

--- a/public/resume/cover-letter-quant.docx
+++ b/public/resume/cover-letter-quant.docx
@@ -33,7 +33,7 @@
         </w:rPr>
         <w:t xml:space="preserve">✉ </w:t>
       </w:r>
-      <w:hyperlink w:history="1" r:id="rId_wi3c13hzfakmhnj3nmdy">
+      <w:hyperlink w:history="1" r:id="rIdozdgtjzc5dfvg6jtilc_r">
         <w:r>
           <w:rPr>
             <w:rFonts w:ascii="Calibri" w:cs="Calibri" w:eastAsia="Calibri" w:hAnsi="Calibri"/>
@@ -63,7 +63,7 @@
         </w:rPr>
         <w:t xml:space="preserve">• </w:t>
       </w:r>
-      <w:hyperlink w:history="1" r:id="rIdg22g8kd_zpacsxlb0eq2c">
+      <w:hyperlink w:history="1" r:id="rIdc0ycycdgyhkoxq8mettuq">
         <w:r>
           <w:rPr>
             <w:rFonts w:ascii="Calibri" w:cs="Calibri" w:eastAsia="Calibri" w:hAnsi="Calibri"/>
@@ -93,7 +93,7 @@
         </w:rPr>
         <w:t xml:space="preserve">⁠in </w:t>
       </w:r>
-      <w:hyperlink w:history="1" r:id="rIdxzoyo3g6fucpddsqzblxx">
+      <w:hyperlink w:history="1" r:id="rId1-sjafbdofnjul1gzjwna">
         <w:r>
           <w:rPr>
             <w:rFonts w:ascii="Calibri" w:cs="Calibri" w:eastAsia="Calibri" w:hAnsi="Calibri"/>
@@ -123,7 +123,7 @@
         </w:rPr>
         <w:t xml:space="preserve">◔ </w:t>
       </w:r>
-      <w:hyperlink w:history="1" r:id="rId-gg8uhb3wgevo81vvwwho">
+      <w:hyperlink w:history="1" r:id="rIduh47m1tfgu3uzrvrtdedl">
         <w:r>
           <w:rPr>
             <w:rFonts w:ascii="Calibri" w:cs="Calibri" w:eastAsia="Calibri" w:hAnsi="Calibri"/>
@@ -378,7 +378,7 @@
           <w:szCs w:val="22"/>
         </w:rPr>
         <w:t xml:space="preserve">
-        Quantitative roles reward the ability to work carefully under uncertainty: to distinguish signal from noise, to question whether a model's assumptions match the data and to communicate results precisely. My engineering training teaches all three. I am comfortable moving between mathematical abstraction and working code, and I treat correctness as a constraint rather than a goal: a programme is not done when it runs, it is done when I can prove it is right on the cases that matter.
+        Quantitative roles reward the ability to work carefully under uncertainty: to distinguish signal from noise, to question whether a model's assumptions match the data and to communicate results precisely. My engineering training teaches all three. I am comfortable moving between mathematical abstraction and working code and I treat correctness as a constraint rather than a goal: a programme is not done when it runs, it is done when I can prove it is right on the cases that matter.
     </w:t>
       </w:r>
     </w:p>
@@ -430,7 +430,7 @@
           <w:sz w:val="22"/>
           <w:szCs w:val="22"/>
         </w:rPr>
-        <w:t xml:space="preserve"> is the environment where I want to grow, and I would bring intellectual rigour, precise implementation and a genuine appetite for the mathematical depth the role requires.
+        <w:t xml:space="preserve"> is the environment where I want to grow and I would bring intellectual rigour, precise implementation and a genuine appetite for the mathematical depth the role requires.
     </w:t>
       </w:r>
     </w:p>

--- a/public/resume/cover-letter-quant.docx
+++ b/public/resume/cover-letter-quant.docx
@@ -33,7 +33,7 @@
         </w:rPr>
         <w:t xml:space="preserve">✉ </w:t>
       </w:r>
-      <w:hyperlink w:history="1" r:id="rId_wi3c13hzfakmhnj3nmdy">
+      <w:hyperlink w:history="1" r:id="rIdg8a3mzjecwo7gaxs4wasl">
         <w:r>
           <w:rPr>
             <w:rFonts w:ascii="Calibri" w:cs="Calibri" w:eastAsia="Calibri" w:hAnsi="Calibri"/>
@@ -63,7 +63,7 @@
         </w:rPr>
         <w:t xml:space="preserve">• </w:t>
       </w:r>
-      <w:hyperlink w:history="1" r:id="rIdg22g8kd_zpacsxlb0eq2c">
+      <w:hyperlink w:history="1" r:id="rIdrxcanbytwsvsdglff0lfs">
         <w:r>
           <w:rPr>
             <w:rFonts w:ascii="Calibri" w:cs="Calibri" w:eastAsia="Calibri" w:hAnsi="Calibri"/>
@@ -93,7 +93,7 @@
         </w:rPr>
         <w:t xml:space="preserve">⁠in </w:t>
       </w:r>
-      <w:hyperlink w:history="1" r:id="rIdxzoyo3g6fucpddsqzblxx">
+      <w:hyperlink w:history="1" r:id="rIdizudbjyvb0hlmcv9xryhd">
         <w:r>
           <w:rPr>
             <w:rFonts w:ascii="Calibri" w:cs="Calibri" w:eastAsia="Calibri" w:hAnsi="Calibri"/>
@@ -123,7 +123,7 @@
         </w:rPr>
         <w:t xml:space="preserve">◔ </w:t>
       </w:r>
-      <w:hyperlink w:history="1" r:id="rId-gg8uhb3wgevo81vvwwho">
+      <w:hyperlink w:history="1" r:id="rIdi5el3jzbl1eudcfyckqst">
         <w:r>
           <w:rPr>
             <w:rFonts w:ascii="Calibri" w:cs="Calibri" w:eastAsia="Calibri" w:hAnsi="Calibri"/>
@@ -378,7 +378,7 @@
           <w:szCs w:val="22"/>
         </w:rPr>
         <w:t xml:space="preserve">
-        Quantitative roles reward the ability to work carefully under uncertainty: to distinguish signal from noise, to question whether a model's assumptions match the data and to communicate results precisely. My engineering training teaches all three. I am comfortable moving between mathematical abstraction and working code, and I treat correctness as a constraint rather than a goal: a programme is not done when it runs, it is done when I can prove it is right on the cases that matter.
+        Quantitative roles reward the ability to work carefully under uncertainty: to distinguish signal from noise, to question whether a model's assumptions match the data and to communicate results precisely. My engineering training teaches all three. I am comfortable moving between mathematical abstraction and working code and I treat correctness as a constraint rather than a goal: a programme is not done when it runs, it is done when I can prove it is right on the cases that matter.
     </w:t>
       </w:r>
     </w:p>
@@ -430,7 +430,7 @@
           <w:sz w:val="22"/>
           <w:szCs w:val="22"/>
         </w:rPr>
-        <w:t xml:space="preserve"> is the environment where I want to grow, and I would bring intellectual rigour, precise implementation and a genuine appetite for the mathematical depth the role requires.
+        <w:t xml:space="preserve"> is the environment where I want to grow and I would bring intellectual rigour, precise implementation and a genuine appetite for the mathematical depth the role requires.
     </w:t>
       </w:r>
     </w:p>

--- a/public/resume/cover-letter-quant.docx
+++ b/public/resume/cover-letter-quant.docx
@@ -33,7 +33,7 @@
         </w:rPr>
         <w:t xml:space="preserve">✉ </w:t>
       </w:r>
-      <w:hyperlink w:history="1" r:id="rIdozdgtjzc5dfvg6jtilc_r">
+      <w:hyperlink w:history="1" r:id="rIdgxpeiuf4nbd2_fefsqexu">
         <w:r>
           <w:rPr>
             <w:rFonts w:ascii="Calibri" w:cs="Calibri" w:eastAsia="Calibri" w:hAnsi="Calibri"/>
@@ -63,7 +63,7 @@
         </w:rPr>
         <w:t xml:space="preserve">• </w:t>
       </w:r>
-      <w:hyperlink w:history="1" r:id="rIdc0ycycdgyhkoxq8mettuq">
+      <w:hyperlink w:history="1" r:id="rIdeu28xcie73vt3bpl7oan5">
         <w:r>
           <w:rPr>
             <w:rFonts w:ascii="Calibri" w:cs="Calibri" w:eastAsia="Calibri" w:hAnsi="Calibri"/>
@@ -93,7 +93,7 @@
         </w:rPr>
         <w:t xml:space="preserve">⁠in </w:t>
       </w:r>
-      <w:hyperlink w:history="1" r:id="rId1-sjafbdofnjul1gzjwna">
+      <w:hyperlink w:history="1" r:id="rIdypp1lhynhhcswy4ivjtoh">
         <w:r>
           <w:rPr>
             <w:rFonts w:ascii="Calibri" w:cs="Calibri" w:eastAsia="Calibri" w:hAnsi="Calibri"/>
@@ -123,7 +123,7 @@
         </w:rPr>
         <w:t xml:space="preserve">◔ </w:t>
       </w:r>
-      <w:hyperlink w:history="1" r:id="rIduh47m1tfgu3uzrvrtdedl">
+      <w:hyperlink w:history="1" r:id="rIdjyy1zpldoajpnfk3puvnp">
         <w:r>
           <w:rPr>
             <w:rFonts w:ascii="Calibri" w:cs="Calibri" w:eastAsia="Calibri" w:hAnsi="Calibri"/>

--- a/public/resume/cover-letter-quant.docx
+++ b/public/resume/cover-letter-quant.docx
@@ -33,7 +33,7 @@
         </w:rPr>
         <w:t xml:space="preserve">✉ </w:t>
       </w:r>
-      <w:hyperlink w:history="1" r:id="rIdgxpeiuf4nbd2_fefsqexu">
+      <w:hyperlink w:history="1" r:id="rId4ltuep_dm__bbe7dcowww">
         <w:r>
           <w:rPr>
             <w:rFonts w:ascii="Calibri" w:cs="Calibri" w:eastAsia="Calibri" w:hAnsi="Calibri"/>
@@ -63,7 +63,7 @@
         </w:rPr>
         <w:t xml:space="preserve">• </w:t>
       </w:r>
-      <w:hyperlink w:history="1" r:id="rIdeu28xcie73vt3bpl7oan5">
+      <w:hyperlink w:history="1" r:id="rIdh4n-z3bg4a0idx7o_uabs">
         <w:r>
           <w:rPr>
             <w:rFonts w:ascii="Calibri" w:cs="Calibri" w:eastAsia="Calibri" w:hAnsi="Calibri"/>
@@ -93,7 +93,7 @@
         </w:rPr>
         <w:t xml:space="preserve">⁠in </w:t>
       </w:r>
-      <w:hyperlink w:history="1" r:id="rIdypp1lhynhhcswy4ivjtoh">
+      <w:hyperlink w:history="1" r:id="rIdnhiw-un58ntk8r9frd2uh">
         <w:r>
           <w:rPr>
             <w:rFonts w:ascii="Calibri" w:cs="Calibri" w:eastAsia="Calibri" w:hAnsi="Calibri"/>
@@ -123,7 +123,7 @@
         </w:rPr>
         <w:t xml:space="preserve">◔ </w:t>
       </w:r>
-      <w:hyperlink w:history="1" r:id="rIdjyy1zpldoajpnfk3puvnp">
+      <w:hyperlink w:history="1" r:id="rIdtxrftfsso0fn-qy90o0wu">
         <w:r>
           <w:rPr>
             <w:rFonts w:ascii="Calibri" w:cs="Calibri" w:eastAsia="Calibri" w:hAnsi="Calibri"/>

--- a/public/resume/cover-letter-quant.docx
+++ b/public/resume/cover-letter-quant.docx
@@ -33,7 +33,7 @@
         </w:rPr>
         <w:t xml:space="preserve">✉ </w:t>
       </w:r>
-      <w:hyperlink w:history="1" r:id="rId4ltuep_dm__bbe7dcowww">
+      <w:hyperlink w:history="1" r:id="rIdv7j1suom_nlx4aef_igzz">
         <w:r>
           <w:rPr>
             <w:rFonts w:ascii="Calibri" w:cs="Calibri" w:eastAsia="Calibri" w:hAnsi="Calibri"/>
@@ -63,7 +63,7 @@
         </w:rPr>
         <w:t xml:space="preserve">• </w:t>
       </w:r>
-      <w:hyperlink w:history="1" r:id="rIdh4n-z3bg4a0idx7o_uabs">
+      <w:hyperlink w:history="1" r:id="rId5frmklmkyityh9-hej4xn">
         <w:r>
           <w:rPr>
             <w:rFonts w:ascii="Calibri" w:cs="Calibri" w:eastAsia="Calibri" w:hAnsi="Calibri"/>
@@ -93,7 +93,7 @@
         </w:rPr>
         <w:t xml:space="preserve">⁠in </w:t>
       </w:r>
-      <w:hyperlink w:history="1" r:id="rIdnhiw-un58ntk8r9frd2uh">
+      <w:hyperlink w:history="1" r:id="rId7of2wizboyywr7yy7y0s2">
         <w:r>
           <w:rPr>
             <w:rFonts w:ascii="Calibri" w:cs="Calibri" w:eastAsia="Calibri" w:hAnsi="Calibri"/>
@@ -123,7 +123,7 @@
         </w:rPr>
         <w:t xml:space="preserve">◔ </w:t>
       </w:r>
-      <w:hyperlink w:history="1" r:id="rIdtxrftfsso0fn-qy90o0wu">
+      <w:hyperlink w:history="1" r:id="rId_kuyuxjmvjeivnbesiuwg">
         <w:r>
           <w:rPr>
             <w:rFonts w:ascii="Calibri" w:cs="Calibri" w:eastAsia="Calibri" w:hAnsi="Calibri"/>

--- a/public/resume/cover-letter-quant.docx
+++ b/public/resume/cover-letter-quant.docx
@@ -33,7 +33,7 @@
         </w:rPr>
         <w:t xml:space="preserve">✉ </w:t>
       </w:r>
-      <w:hyperlink w:history="1" r:id="rIdv7j1suom_nlx4aef_igzz">
+      <w:hyperlink w:history="1" r:id="rId3dw4uuut7vwozzdvpazw6">
         <w:r>
           <w:rPr>
             <w:rFonts w:ascii="Calibri" w:cs="Calibri" w:eastAsia="Calibri" w:hAnsi="Calibri"/>
@@ -63,7 +63,7 @@
         </w:rPr>
         <w:t xml:space="preserve">• </w:t>
       </w:r>
-      <w:hyperlink w:history="1" r:id="rId5frmklmkyityh9-hej4xn">
+      <w:hyperlink w:history="1" r:id="rIdxdpug3mvsxowzu2f60fru">
         <w:r>
           <w:rPr>
             <w:rFonts w:ascii="Calibri" w:cs="Calibri" w:eastAsia="Calibri" w:hAnsi="Calibri"/>
@@ -93,7 +93,7 @@
         </w:rPr>
         <w:t xml:space="preserve">⁠in </w:t>
       </w:r>
-      <w:hyperlink w:history="1" r:id="rId7of2wizboyywr7yy7y0s2">
+      <w:hyperlink w:history="1" r:id="rIdicyy75q4pqk5mzpvb4sje">
         <w:r>
           <w:rPr>
             <w:rFonts w:ascii="Calibri" w:cs="Calibri" w:eastAsia="Calibri" w:hAnsi="Calibri"/>
@@ -123,7 +123,7 @@
         </w:rPr>
         <w:t xml:space="preserve">◔ </w:t>
       </w:r>
-      <w:hyperlink w:history="1" r:id="rId_kuyuxjmvjeivnbesiuwg">
+      <w:hyperlink w:history="1" r:id="rIdcezwxnttgjgltw_dxzrmz">
         <w:r>
           <w:rPr>
             <w:rFonts w:ascii="Calibri" w:cs="Calibri" w:eastAsia="Calibri" w:hAnsi="Calibri"/>

--- a/public/resume/cover-letter-quant.docx
+++ b/public/resume/cover-letter-quant.docx
@@ -33,7 +33,7 @@
         </w:rPr>
         <w:t xml:space="preserve">✉ </w:t>
       </w:r>
-      <w:hyperlink w:history="1" r:id="rId3dw4uuut7vwozzdvpazw6">
+      <w:hyperlink w:history="1" r:id="rIdpuvyipkfxu11joupna5lp">
         <w:r>
           <w:rPr>
             <w:rFonts w:ascii="Calibri" w:cs="Calibri" w:eastAsia="Calibri" w:hAnsi="Calibri"/>
@@ -63,7 +63,7 @@
         </w:rPr>
         <w:t xml:space="preserve">• </w:t>
       </w:r>
-      <w:hyperlink w:history="1" r:id="rIdxdpug3mvsxowzu2f60fru">
+      <w:hyperlink w:history="1" r:id="rIdmv5dh6qo_lzvx-cnnbq7u">
         <w:r>
           <w:rPr>
             <w:rFonts w:ascii="Calibri" w:cs="Calibri" w:eastAsia="Calibri" w:hAnsi="Calibri"/>
@@ -93,7 +93,7 @@
         </w:rPr>
         <w:t xml:space="preserve">⁠in </w:t>
       </w:r>
-      <w:hyperlink w:history="1" r:id="rIdicyy75q4pqk5mzpvb4sje">
+      <w:hyperlink w:history="1" r:id="rIdc4ohawhamn4rspvjnxozf">
         <w:r>
           <w:rPr>
             <w:rFonts w:ascii="Calibri" w:cs="Calibri" w:eastAsia="Calibri" w:hAnsi="Calibri"/>
@@ -123,7 +123,7 @@
         </w:rPr>
         <w:t xml:space="preserve">◔ </w:t>
       </w:r>
-      <w:hyperlink w:history="1" r:id="rIdcezwxnttgjgltw_dxzrmz">
+      <w:hyperlink w:history="1" r:id="rIdvhdgc-m0upahdetp0-v9d">
         <w:r>
           <w:rPr>
             <w:rFonts w:ascii="Calibri" w:cs="Calibri" w:eastAsia="Calibri" w:hAnsi="Calibri"/>

--- a/public/resume/cover-letter-quant.docx
+++ b/public/resume/cover-letter-quant.docx
@@ -33,7 +33,7 @@
         </w:rPr>
         <w:t xml:space="preserve">✉ </w:t>
       </w:r>
-      <w:hyperlink w:history="1" r:id="rIdpuvyipkfxu11joupna5lp">
+      <w:hyperlink w:history="1" r:id="rIddrdijn9wfqzfa_kerpzgj">
         <w:r>
           <w:rPr>
             <w:rFonts w:ascii="Calibri" w:cs="Calibri" w:eastAsia="Calibri" w:hAnsi="Calibri"/>
@@ -63,7 +63,7 @@
         </w:rPr>
         <w:t xml:space="preserve">• </w:t>
       </w:r>
-      <w:hyperlink w:history="1" r:id="rIdmv5dh6qo_lzvx-cnnbq7u">
+      <w:hyperlink w:history="1" r:id="rIduh3b9kr0qojplbkakgo-r">
         <w:r>
           <w:rPr>
             <w:rFonts w:ascii="Calibri" w:cs="Calibri" w:eastAsia="Calibri" w:hAnsi="Calibri"/>
@@ -93,7 +93,7 @@
         </w:rPr>
         <w:t xml:space="preserve">⁠in </w:t>
       </w:r>
-      <w:hyperlink w:history="1" r:id="rIdc4ohawhamn4rspvjnxozf">
+      <w:hyperlink w:history="1" r:id="rIdkx-yjdovj_wfoib0r-ymv">
         <w:r>
           <w:rPr>
             <w:rFonts w:ascii="Calibri" w:cs="Calibri" w:eastAsia="Calibri" w:hAnsi="Calibri"/>
@@ -123,7 +123,7 @@
         </w:rPr>
         <w:t xml:space="preserve">◔ </w:t>
       </w:r>
-      <w:hyperlink w:history="1" r:id="rIdvhdgc-m0upahdetp0-v9d">
+      <w:hyperlink w:history="1" r:id="rIdkdrwudcs9hcvkbcvvruob">
         <w:r>
           <w:rPr>
             <w:rFonts w:ascii="Calibri" w:cs="Calibri" w:eastAsia="Calibri" w:hAnsi="Calibri"/>

--- a/public/resume/cover-letter-quant.docx
+++ b/public/resume/cover-letter-quant.docx
@@ -33,7 +33,7 @@
         </w:rPr>
         <w:t xml:space="preserve">✉ </w:t>
       </w:r>
-      <w:hyperlink w:history="1" r:id="rIddrdijn9wfqzfa_kerpzgj">
+      <w:hyperlink w:history="1" r:id="rIdhqhrm0qorx4xmsu6n0bwu">
         <w:r>
           <w:rPr>
             <w:rFonts w:ascii="Calibri" w:cs="Calibri" w:eastAsia="Calibri" w:hAnsi="Calibri"/>
@@ -63,7 +63,7 @@
         </w:rPr>
         <w:t xml:space="preserve">• </w:t>
       </w:r>
-      <w:hyperlink w:history="1" r:id="rIduh3b9kr0qojplbkakgo-r">
+      <w:hyperlink w:history="1" r:id="rIdtisfjd6mqj77t1ximpo9v">
         <w:r>
           <w:rPr>
             <w:rFonts w:ascii="Calibri" w:cs="Calibri" w:eastAsia="Calibri" w:hAnsi="Calibri"/>
@@ -93,7 +93,7 @@
         </w:rPr>
         <w:t xml:space="preserve">⁠in </w:t>
       </w:r>
-      <w:hyperlink w:history="1" r:id="rIdkx-yjdovj_wfoib0r-ymv">
+      <w:hyperlink w:history="1" r:id="rIdao16fvsurnhd9hricy8sp">
         <w:r>
           <w:rPr>
             <w:rFonts w:ascii="Calibri" w:cs="Calibri" w:eastAsia="Calibri" w:hAnsi="Calibri"/>
@@ -123,7 +123,7 @@
         </w:rPr>
         <w:t xml:space="preserve">◔ </w:t>
       </w:r>
-      <w:hyperlink w:history="1" r:id="rIdkdrwudcs9hcvkbcvvruob">
+      <w:hyperlink w:history="1" r:id="rIdafqpg4s4tuturw_dvkohg">
         <w:r>
           <w:rPr>
             <w:rFonts w:ascii="Calibri" w:cs="Calibri" w:eastAsia="Calibri" w:hAnsi="Calibri"/>

--- a/public/resume/cover-letter-quant.docx
+++ b/public/resume/cover-letter-quant.docx
@@ -33,7 +33,7 @@
         </w:rPr>
         <w:t xml:space="preserve">✉ </w:t>
       </w:r>
-      <w:hyperlink w:history="1" r:id="rIdhqhrm0qorx4xmsu6n0bwu">
+      <w:hyperlink w:history="1" r:id="rIdqld-caos2zqsp7vltthre">
         <w:r>
           <w:rPr>
             <w:rFonts w:ascii="Calibri" w:cs="Calibri" w:eastAsia="Calibri" w:hAnsi="Calibri"/>
@@ -63,7 +63,7 @@
         </w:rPr>
         <w:t xml:space="preserve">• </w:t>
       </w:r>
-      <w:hyperlink w:history="1" r:id="rIdtisfjd6mqj77t1ximpo9v">
+      <w:hyperlink w:history="1" r:id="rIda7aneegbzkhxpgcrztef5">
         <w:r>
           <w:rPr>
             <w:rFonts w:ascii="Calibri" w:cs="Calibri" w:eastAsia="Calibri" w:hAnsi="Calibri"/>
@@ -93,7 +93,7 @@
         </w:rPr>
         <w:t xml:space="preserve">⁠in </w:t>
       </w:r>
-      <w:hyperlink w:history="1" r:id="rIdao16fvsurnhd9hricy8sp">
+      <w:hyperlink w:history="1" r:id="rIdvfpotjmpx5ig8unjk5_1j">
         <w:r>
           <w:rPr>
             <w:rFonts w:ascii="Calibri" w:cs="Calibri" w:eastAsia="Calibri" w:hAnsi="Calibri"/>
@@ -123,7 +123,7 @@
         </w:rPr>
         <w:t xml:space="preserve">◔ </w:t>
       </w:r>
-      <w:hyperlink w:history="1" r:id="rIdafqpg4s4tuturw_dvkohg">
+      <w:hyperlink w:history="1" r:id="rIdgx2milwfraqnwh1ytwmco">
         <w:r>
           <w:rPr>
             <w:rFonts w:ascii="Calibri" w:cs="Calibri" w:eastAsia="Calibri" w:hAnsi="Calibri"/>

--- a/public/resume/cover-letter-quant.docx
+++ b/public/resume/cover-letter-quant.docx
@@ -33,7 +33,7 @@
         </w:rPr>
         <w:t xml:space="preserve">✉ </w:t>
       </w:r>
-      <w:hyperlink w:history="1" r:id="rIdqld-caos2zqsp7vltthre">
+      <w:hyperlink w:history="1" r:id="rIdcoohvyiebb1uwldfszpz9">
         <w:r>
           <w:rPr>
             <w:rFonts w:ascii="Calibri" w:cs="Calibri" w:eastAsia="Calibri" w:hAnsi="Calibri"/>
@@ -63,7 +63,7 @@
         </w:rPr>
         <w:t xml:space="preserve">• </w:t>
       </w:r>
-      <w:hyperlink w:history="1" r:id="rIda7aneegbzkhxpgcrztef5">
+      <w:hyperlink w:history="1" r:id="rId37uuai7b7vreeibemdrdk">
         <w:r>
           <w:rPr>
             <w:rFonts w:ascii="Calibri" w:cs="Calibri" w:eastAsia="Calibri" w:hAnsi="Calibri"/>
@@ -93,7 +93,7 @@
         </w:rPr>
         <w:t xml:space="preserve">⁠in </w:t>
       </w:r>
-      <w:hyperlink w:history="1" r:id="rIdvfpotjmpx5ig8unjk5_1j">
+      <w:hyperlink w:history="1" r:id="rIdzfvi5wrbovkenzuomkt8k">
         <w:r>
           <w:rPr>
             <w:rFonts w:ascii="Calibri" w:cs="Calibri" w:eastAsia="Calibri" w:hAnsi="Calibri"/>
@@ -123,7 +123,7 @@
         </w:rPr>
         <w:t xml:space="preserve">◔ </w:t>
       </w:r>
-      <w:hyperlink w:history="1" r:id="rIdgx2milwfraqnwh1ytwmco">
+      <w:hyperlink w:history="1" r:id="rId97gzryw-vsycprtq3iulr">
         <w:r>
           <w:rPr>
             <w:rFonts w:ascii="Calibri" w:cs="Calibri" w:eastAsia="Calibri" w:hAnsi="Calibri"/>

--- a/public/resume/cover-letter-quant.docx
+++ b/public/resume/cover-letter-quant.docx
@@ -33,7 +33,7 @@
         </w:rPr>
         <w:t xml:space="preserve">✉ </w:t>
       </w:r>
-      <w:hyperlink w:history="1" r:id="rIdcoohvyiebb1uwldfszpz9">
+      <w:hyperlink w:history="1" r:id="rIdfaxlf81a97dbualrtjhwp">
         <w:r>
           <w:rPr>
             <w:rFonts w:ascii="Calibri" w:cs="Calibri" w:eastAsia="Calibri" w:hAnsi="Calibri"/>
@@ -63,7 +63,7 @@
         </w:rPr>
         <w:t xml:space="preserve">• </w:t>
       </w:r>
-      <w:hyperlink w:history="1" r:id="rId37uuai7b7vreeibemdrdk">
+      <w:hyperlink w:history="1" r:id="rIdc2xtwrkp59uuimvzgby0e">
         <w:r>
           <w:rPr>
             <w:rFonts w:ascii="Calibri" w:cs="Calibri" w:eastAsia="Calibri" w:hAnsi="Calibri"/>
@@ -93,7 +93,7 @@
         </w:rPr>
         <w:t xml:space="preserve">⁠in </w:t>
       </w:r>
-      <w:hyperlink w:history="1" r:id="rIdzfvi5wrbovkenzuomkt8k">
+      <w:hyperlink w:history="1" r:id="rIdh64eksoducbjpamob3b7g">
         <w:r>
           <w:rPr>
             <w:rFonts w:ascii="Calibri" w:cs="Calibri" w:eastAsia="Calibri" w:hAnsi="Calibri"/>
@@ -123,7 +123,7 @@
         </w:rPr>
         <w:t xml:space="preserve">◔ </w:t>
       </w:r>
-      <w:hyperlink w:history="1" r:id="rId97gzryw-vsycprtq3iulr">
+      <w:hyperlink w:history="1" r:id="rIdziemssou7vsq-i2k7etmp">
         <w:r>
           <w:rPr>
             <w:rFonts w:ascii="Calibri" w:cs="Calibri" w:eastAsia="Calibri" w:hAnsi="Calibri"/>
